--- a/src/Apps/CZ/CompensationLocalization/app/Src/Reports/PostedCompensationEmail.docx
+++ b/src/Apps/CZ/CompensationLocalization/app/Src/Reports/PostedCompensationEmail.docx
@@ -1953,6 +1953,299 @@
  < / N a v W o r d R e p o r t X m l P a r t > 
 </file>
 
+<file path=customXml/item2.xml>��< ? x m l   v e r s i o n = " 1 . 0 "   e n c o d i n g = " u t f - 1 6 " ? > + 
+ < N a v W o r d R e p o r t X m l P a r t   x m l n s = " u r n : m i c r o s o f t - d y n a m i c s - b u s i n e s s c e n t r a l / i n t e r n a l / e x t e n d e d / r e p o r t s / P o s t e d _ C o m p e n s a t i o n _ C Z C / 3 1 2 7 1 / " > + 
+     < B C R e p o r t I n f o r m a t i o n > + 
+         < R e p o r t M e t a d a t a > + 
+             < E x t e n s i o n I d > E x t e n s i o n   I D < / E x t e n s i o n I d > + 
+             < E x t e n s i o n N a m e > E x t e n s i o n   N a m e < / E x t e n s i o n N a m e > + 
+             < E x t e n s i o n P u b l i s h e r > E x t e n s i o n   P u b l i s h e r < / E x t e n s i o n P u b l i s h e r > + 
+             < E x t e n s i o n V e r s i o n > E x t e n s i o n   V e r s i o n < / E x t e n s i o n V e r s i o n > + 
+             < R e p o r t I d > R e p o r t   I D < / R e p o r t I d > + 
+             < R e p o r t N a m e > R e p o r t   N a m e < / R e p o r t N a m e > + 
+             < A b o u t T h i s R e p o r t T i t l e > A b o u t   T h i s   R e p o r t   T i t l e < / A b o u t T h i s R e p o r t T i t l e > + 
+             < A b o u t T h i s R e p o r t T e x t > A b o u t   T h i s   R e p o r t   T e x t < / A b o u t T h i s R e p o r t T e x t > + 
+             < R e p o r t H e l p L i n k > R e p o r t   H e l p   L i n k < / R e p o r t H e l p L i n k > + 
+         < / R e p o r t M e t a d a t a > + 
+         < R e p o r t R e q u e s t > + 
+             < T e n a n t E n t r a I d > T e n a n t   E n t r a   I d < / T e n a n t E n t r a I d > + 
+             < E n v i r o n m e n t N a m e > E n v i r o n m e n t   N a m e < / E n v i r o n m e n t N a m e > + 
+             < E n v i r o n m e n t T y p e > E n v i r o n m e n t   T y p e < / E n v i r o n m e n t T y p e > + 
+             < C o m p a n y N a m e > C o m p a n y   N a m e < / C o m p a n y N a m e > + 
+             < C o m p a n y D i s p l a y N a m e > C o m p a n y   D i s p l a y   N a m e < / C o m p a n y D i s p l a y N a m e > + 
+             < C o m p a n y I d > C o m p a n y   I D < / C o m p a n y I d > + 
+             < U s e r N a m e > U s e r   N a m e < / U s e r N a m e > + 
+             < D a t e A n d T i m e > D a t e   a n d   T i m e < / D a t e A n d T i m e > + 
+             < L a n g u a g e > L a n g u a g e < / L a n g u a g e > + 
+             < F o r m a t R e g i o n > F o r m a t   R e g i o n < / F o r m a t R e g i o n > + 
+             < D a t e T i m e V a l u e s > + 
+                 < Y e a r > Y e a r < / Y e a r > + 
+                 < M o n t h N u m b e r > M o n t h   N u m b e r < / M o n t h N u m b e r > + 
+                 < D a y N u m b e r > D a y   N u m b e r < / D a y N u m b e r > + 
+                 < H o u r > H o u r < / H o u r > + 
+                 < M i n u t e > M i n u t e < / M i n u t e > + 
+             < / D a t e T i m e V a l u e s > + 
+         < / R e p o r t R e q u e s t > + 
+     < / B C R e p o r t I n f o r m a t i o n > + 
+     < L a b e l s > + 
+         < D o t s L b l   E l e m e n t T y p e = " P a r a m e t e r "   E l e m e n t I d = " 2 1 3 3 8 4 1 8 8 5 "   D a t a T y p e = " S t r i n g " > D o t s L b l < / D o t s L b l > + 
+     < / L a b e l s > + 
+     < T o o l t i p s > + 
+         < T o o l t i p   c o l u m n = " C o m p a n y I n f o _ R e g i s t r a t i o n N o "   E l e m e n t I d = " 3 6 8 7 8 3 2 8 3 " > + 
+             < T o o l t i p T e x t   l a n g = " e n - U S " > S p e c i f i e s   t h e   c o m p a n y ' s   r e g i s t r a t i o n   n u m b e r .   Y o u   c a n   e n t e r   a   m a x i m u m   o f   2 0   c h a r a c t e r s ,   b o t h   n u m b e r s   a n d   l e t t e r s . < / T o o l t i p T e x t > + 
+         < / T o o l t i p > + 
+         < T o o l t i p   c o l u m n = " C o m p a n y I n f o _ B a n k A c c o u n t N o "   E l e m e n t I d = " 4 0 3 1 8 2 0 7 5 " > + 
+             < T o o l t i p T e x t   l a n g = " e n - U S " > S p e c i f i e s   t h e   c o m p a n y ' s   b a n k   a c c o u n t   n u m b e r . < / T o o l t i p T e x t > + 
+         < / T o o l t i p > + 
+         < T o o l t i p   c o l u m n = " C o m p a n y I n f o _ N a m e "   E l e m e n t I d = " 1 3 0 1 3 4 8 8 6 8 " > + 
+             < T o o l t i p T e x t   l a n g = " e n - U S " > S p e c i f i e s   t h e   c o m p a n y ' s   n a m e   a n d   c o r p o r a t e   f o r m .   F o r   e x a m p l e ,   I n c .   o r   L t d . < / T o o l t i p T e x t > + 
+         < / T o o l t i p > + 
+         < T o o l t i p   c o l u m n = " N a m e _ S a l e s p e r s o n P u r c h a s e r "   E l e m e n t I d = " 5 1 1 2 8 2 4 6 3 " > + 
+             < T o o l t i p T e x t   l a n g = " e n - U S " > S p e c i f i e s   t h e   n a m e   o f   t h e   s a l e s p e r s o n   o r   p u r c h a s e r . < / T o o l t i p T e x t > + 
+         < / T o o l t i p > + 
+     < / T o o l t i p s > + 
+     < P o s t e d C o m p e n s a t i o n H e a d e r C Z C   E l e m e n t T y p e = " D a t a I t e m "   E l e m e n t I d = " 3 5 4 5 6 3 " > + 
+         < C o m p e n s a t i o n H e a d e r _ N o   E l e m e n t T y p e = " C o l u m n "   E l e m e n t I d = " 1 1 3 4 0 1 5 5 0 4 "   D a t a T y p e = " C o d e " > C o m p e n s a t i o n H e a d e r _ N o < / C o m p e n s a t i o n H e a d e r _ N o > + 
+         < C o p y L o o p   E l e m e n t T y p e = " D a t a I t e m "   E l e m e n t I d = " 1 0 1 5 9 5 0 9 7 2 " > + 
+             < P a g e L o o p   E l e m e n t T y p e = " D a t a I t e m "   E l e m e n t I d = " 7 5 4 8 0 5 6 0 2 " > + 
+                 < B a n k C o n n e c t i o n L b l   E l e m e n t T y p e = " C o l u m n "   E l e m e n t I d = " 1 9 5 9 0 1 7 "   D a t a T y p e = " L a b e l " > B a n k C o n n e c t i o n L b l < / B a n k C o n n e c t i o n L b l > + 
+                 < B o d y L b l   E l e m e n t T y p e = " C o l u m n "   E l e m e n t I d = " 2 3 9 4 5 8 5 4 5 "   D a t a T y p e = " L a b e l " > B o d y L b l < / B o d y L b l > + 
+                 < B u s i n e s s N a m e L b l   E l e m e n t T y p e = " C o l u m n "   E l e m e n t I d = " 5 3 1 5 4 2 9 3 4 "   D a t a T y p e = " L a b e l " > B u s i n e s s N a m e L b l < / B u s i n e s s N a m e L b l > + 
+                 < C l o s i n g L b l   E l e m e n t T y p e = " C o l u m n "   E l e m e n t I d = " 6 2 3 8 9 5 5 8 0 "   D a t a T y p e = " L a b e l " > C l o s i n g L b l < / C l o s i n g L b l > + 
+                 < C o m p a n y A d d r 1   E l e m e n t T y p e = " C o l u m n "   E l e m e n t I d = " 8 8 5 0 9 6 1 0 4 "   D a t a T y p e = " T e x t " > C o m p a n y A d d r 1 < / C o m p a n y A d d r 1 > + 
+                 < C o m p a n y A d d r 2   E l e m e n t T y p e = " C o l u m n "   E l e m e n t I d = " 1 0 2 7 9 9 3 7 4 7 "   D a t a T y p e = " T e x t " > C o m p a n y A d d r 2 < / C o m p a n y A d d r 2 > + 
+                 < C o m p a n y A d d r 3   E l e m e n t T y p e = " C o l u m n "   E l e m e n t I d = " 3 9 0 2 9 7 1 3 0 "   D a t a T y p e = " T e x t " > C o m p a n y A d d r 3 < / C o m p a n y A d d r 3 > + 
+                 < C o m p a n y A d d r 4   E l e m e n t T y p e = " C o l u m n "   E l e m e n t I d = " 1 9 9 1 5 8 0 3 1 5 "   D a t a T y p e = " T e x t " > C o m p a n y A d d r 4 < / C o m p a n y A d d r 4 > + 
+                 < C o m p a n y A d d r 5   E l e m e n t T y p e = " C o l u m n "   E l e m e n t I d = " 1 6 6 5 6 9 0 3 6 4 "   D a t a T y p e = " T e x t " > C o m p a n y A d d r 5 < / C o m p a n y A d d r 5 > + 
+                 < C o m p a n y A d d r 6   E l e m e n t T y p e = " C o l u m n "   E l e m e n t I d = " 7 1 6 1 8 7 0 8 1 "   D a t a T y p e = " T e x t " > C o m p a n y A d d r 6 < / C o m p a n y A d d r 6 > + 
+                 < C o m p a n y I n f o _ A d d r e s s _ P o s t C o d e _ C i t y   E l e m e n t T y p e = " C o l u m n "   E l e m e n t I d = " 1 0 8 7 7 0 9 0 9 7 "   D a t a T y p e = " S t r i n g " > C o m p a n y I n f o _ A d d r e s s _ P o s t C o d e _ C i t y < / C o m p a n y I n f o _ A d d r e s s _ P o s t C o d e _ C i t y > + 
+                 < C o m p a n y I n f o _ B a n k A c c o u n t N o   E l e m e n t T y p e = " C o l u m n "   E l e m e n t I d = " 4 0 3 1 8 2 0 7 5 "   D a t a T y p e = " T e x t " > C o m p a n y I n f o _ B a n k A c c o u n t N o < / C o m p a n y I n f o _ B a n k A c c o u n t N o > + 
+                 < C o m p a n y I n f o _ N a m e   E l e m e n t T y p e = " C o l u m n "   E l e m e n t I d = " 1 3 0 1 3 4 8 8 6 8 "   D a t a T y p e = " T e x t " > C o m p a n y I n f o _ N a m e < / C o m p a n y I n f o _ N a m e > + 
+                 < C o m p a n y I n f o _ R e g i s t r a t i o n N o   E l e m e n t T y p e = " C o l u m n "   E l e m e n t I d = " 3 6 8 7 8 3 2 8 3 "   D a t a T y p e = " T e x t " > C o m p a n y I n f o _ R e g i s t r a t i o n N o < / C o m p a n y I n f o _ R e g i s t r a t i o n N o > + 
+                 < C o m p e n s a t i o n A m o u n t L b l   E l e m e n t T y p e = " C o l u m n "   E l e m e n t I d = " 1 5 8 0 5 5 5 3 5 "   D a t a T y p e = " L a b e l " > C o m p e n s a t i o n A m o u n t L b l < / C o m p e n s a t i o n A m o u n t L b l > + 
+                 < C o m p e n s a t i o n H e a d e r _ A d d r e s s   E l e m e n t T y p e = " C o l u m n "   E l e m e n t I d = " 1 1 8 9 2 0 5 9 8 5 "   D a t a T y p e = " T e x t " > C o m p e n s a t i o n H e a d e r _ A d d r e s s < / C o m p e n s a t i o n H e a d e r _ A d d r e s s > + 
+                 < C o m p e n s a t i o n H e a d e r _ A g r e e m e n t N o   E l e m e n t T y p e = " C o l u m n "   E l e m e n t I d = " 1 7 0 0 9 9 8 1 3 8 "   D a t a T y p e = " S t r i n g " > C o m p e n s a t i o n H e a d e r _ A g r e e m e n t N o < / C o m p e n s a t i o n H e a d e r _ A g r e e m e n t N o > + 
+                 < C o m p e n s a t i o n H e a d e r _ N a m e   E l e m e n t T y p e = " C o l u m n "   E l e m e n t I d = " 8 6 7 4 7 5 7 6 2 "   D a t a T y p e = " T e x t " > C o m p e n s a t i o n H e a d e r _ N a m e < / C o m p e n s a t i o n H e a d e r _ N a m e > + 
+                 < C o m p e n s a t i o n H e a d e r _ P o s t i n g D a t e   E l e m e n t T y p e = " C o l u m n "   E l e m e n t I d = " 4 5 1 8 6 0 5 4 9 "   D a t a T y p e = " S t r i n g " > C o m p e n s a t i o n H e a d e r _ P o s t i n g D a t e < / C o m p e n s a t i o n H e a d e r _ P o s t i n g D a t e > + 
+                 < C o m p e n s a t i o n H e a d e r _ R e g i s t r a t i o n N o   E l e m e n t T y p e = " C o l u m n "   E l e m e n t I d = " 9 9 2 8 1 1 4 2 5 "   D a t a T y p e = " T e x t " > C o m p e n s a t i o n H e a d e r _ R e g i s t r a t i o n N o < / C o m p e n s a t i o n H e a d e r _ R e g i s t r a t i o n N o > + 
+                 < C u r r e n c y C o d e L b l   E l e m e n t T y p e = " C o l u m n "   E l e m e n t I d = " 6 5 4 9 7 9 4 1 "   D a t a T y p e = " L a b e l " > C u r r e n c y C o d e L b l < / C u r r e n c y C o d e L b l > + 
+                 < D o c u m e n t L b l   E l e m e n t T y p e = " C o l u m n "   E l e m e n t I d = " 1 9 1 1 2 6 7 4 2 4 "   D a t a T y p e = " L a b e l " > D o c u m e n t L b l < / D o c u m e n t L b l > + 
+                 < D o c u m e n t N o L b l   E l e m e n t T y p e = " C o l u m n "   E l e m e n t I d = " 4 2 6 2 0 6 1 9 1 "   D a t a T y p e = " L a b e l " > D o c u m e n t N o L b l < / D o c u m e n t N o L b l > + 
+                 < D o c u m e n t T y p e L b l   E l e m e n t T y p e = " C o l u m n "   E l e m e n t I d = " 4 8 9 1 3 3 3 5 2 "   D a t a T y p e = " L a b e l " > D o c u m e n t T y p e L b l < / D o c u m e n t T y p e L b l > + 
+                 < D u e D a t e L b l   E l e m e n t T y p e = " C o l u m n "   E l e m e n t I d = " 1 6 6 6 0 3 7 6 6 5 "   D a t a T y p e = " L a b e l " > D u e D a t e L b l < / D u e D a t e L b l > + 
+                 < E n t e r I n t o F o r c e L b l   E l e m e n t T y p e = " C o l u m n "   E l e m e n t I d = " 1 4 3 2 7 8 4 3 9 0 "   D a t a T y p e = " L a b e l " > E n t e r I n t o F o r c e L b l < / E n t e r I n t o F o r c e L b l > + 
+                 < F o r L b l   E l e m e n t T y p e = " C o l u m n "   E l e m e n t I d = " 9 8 0 6 7 2 9 3 2 "   D a t a T y p e = " L a b e l " > F o r L b l < / F o r L b l > + 
+                 < G r e e t i n g L b l   E l e m e n t T y p e = " C o l u m n "   E l e m e n t I d = " 1 6 3 3 0 6 2 0 3 4 "   D a t a T y p e = " L a b e l " > G r e e t i n g L b l < / G r e e t i n g L b l > + 
+                 < I n A n d D a t e L b l   E l e m e n t T y p e = " C o l u m n "   E l e m e n t I d = " 1 1 6 6 9 5 3 1 0 5 "   D a t a T y p e = " L a b e l " > I n A n d D a t e L b l < / I n A n d D a t e L b l > + 
+                 < L e d g e r E n t r y O r i g i n a l A m o u n t L b l   E l e m e n t T y p e = " C o l u m n "   E l e m e n t I d = " 1 2 1 9 2 4 2 7 "   D a t a T y p e = " L a b e l " > L e d g e r E n t r y O r i g i n a l A m o u n t L b l < / L e d g e r E n t r y O r i g i n a l A m o u n t L b l > + 
+                 < L e d g e r E n t r y R e m a i n i n g A m o u n t L b l   E l e m e n t T y p e = " C o l u m n "   E l e m e n t I d = " 1 4 2 1 2 1 4 0 6 6 "   D a t a T y p e = " L a b e l " > L e d g e r E n t r y R e m a i n i n g A m o u n t L b l < / L e d g e r E n t r y R e m a i n i n g A m o u n t L b l > + 
+                 < M a k e D a t e L b l   E l e m e n t T y p e = " C o l u m n "   E l e m e n t I d = " 1 2 4 5 8 7 2 2 7 9 "   D a t a T y p e = " L a b e l " > M a k e D a t e L b l < / M a k e D a t e L b l > + 
+                 < N a m e A n d S i g n a t u r e L b l   E l e m e n t T y p e = " C o l u m n "   E l e m e n t I d = " 1 3 3 7 1 4 8 5 9 3 "   D a t a T y p e = " L a b e l " > N a m e A n d S i g n a t u r e L b l < / N a m e A n d S i g n a t u r e L b l > + 
+                 < P a g e L o o p _ N u m b e r   E l e m e n t T y p e = " C o l u m n "   E l e m e n t I d = " 1 4 8 7 5 6 1 1 9 8 "   D a t a T y p e = " I n t e g e r " > P a g e L o o p _ N u m b e r < / P a g e L o o p _ N u m b e r > + 
+                 < P a g e L o o p _ O u t p u t C o u n t e r   E l e m e n t T y p e = " C o l u m n "   E l e m e n t I d = " 1 7 4 1 6 2 9 7 0 "   D a t a T y p e = " I n t e g e r " > P a g e L o o p _ O u t p u t C o u n t e r < / P a g e L o o p _ O u t p u t C o u n t e r > + 
+                 < P a r a g r a p h L b l   E l e m e n t T y p e = " C o l u m n "   E l e m e n t I d = " 2 0 4 4 9 1 4 3 1 1 "   D a t a T y p e = " L a b e l " > P a r a g r a p h L b l < / P a r a g r a p h L b l > + 
+                 < P o s t i n g D a t e L b l   E l e m e n t T y p e = " C o l u m n "   E l e m e n t I d = " 1 1 1 9 5 1 3 9 4 9 "   D a t a T y p e = " L a b e l " > P o s t i n g D a t e L b l < / P o s t i n g D a t e L b l > + 
+                 < R e g i s t r a t i o n N o L b l   E l e m e n t T y p e = " C o l u m n "   E l e m e n t I d = " 7 1 0 1 1 5 5 7 5 "   D a t a T y p e = " L a b e l " > R e g i s t r a t i o n N o L b l < / R e g i s t r a t i o n N o L b l > + 
+                 < R e m a i n i n g A m o u n t L b l   E l e m e n t T y p e = " C o l u m n "   E l e m e n t I d = " 1 9 4 7 0 1 7 7 8 3 "   D a t a T y p e = " L a b e l " > R e m a i n i n g A m o u n t L b l < / R e m a i n i n g A m o u n t L b l > + 
+                 < R e s i d e n c e L b l   E l e m e n t T y p e = " C o l u m n "   E l e m e n t I d = " 2 8 4 1 9 0 1 7 9 "   D a t a T y p e = " L a b e l " > R e s i d e n c e L b l < / R e s i d e n c e L b l > + 
+                 < S e n d B a c k L b l   E l e m e n t T y p e = " C o l u m n "   E l e m e n t I d = " 1 1 7 3 5 3 7 7 3 6 "   D a t a T y p e = " L a b e l " > S e n d B a c k L b l < / S e n d B a c k L b l > + 
+                 < V a r i a b l e S y m b o l L b l   E l e m e n t T y p e = " C o l u m n "   E l e m e n t I d = " 1 1 5 8 2 2 8 4 1 7 "   D a t a T y p e = " L a b e l " > V a r i a b l e S y m b o l L b l < / V a r i a b l e S y m b o l L b l > + 
+                 < S a l e s p e r s o n _ P u r c h a s e r   E l e m e n t T y p e = " D a t a I t e m "   E l e m e n t I d = " 7 1 5 0 0 7 1 9 8 " > + 
+                     < N a m e _ S a l e s p e r s o n P u r c h a s e r   E l e m e n t T y p e = " C o l u m n "   E l e m e n t I d = " 5 1 1 2 8 2 4 6 3 "   D a t a T y p e = " T e x t " > N a m e _ S a l e s p e r s o n P u r c h a s e r < / N a m e _ S a l e s p e r s o n P u r c h a s e r > + 
+                 < / S a l e s p e r s o n _ P u r c h a s e r > + 
+                 < C u s t o m e r P o s t e d C o m p e n s a t i o n L i n e C Z C   E l e m e n t T y p e = " D a t a I t e m "   E l e m e n t I d = " 1 8 0 6 8 6 6 0 7 2 " > + 
+                     < C u s t o m e r C o m p e n s a t i o n L i n e _ A m o u n t   E l e m e n t T y p e = " C o l u m n "   E l e m e n t I d = " 9 3 4 4 7 1 2 4 8 "   D a t a T y p e = " D e c i m a l " > C u s t o m e r C o m p e n s a t i o n L i n e _ A m o u n t < / C u s t o m e r C o m p e n s a t i o n L i n e _ A m o u n t > + 
+                     < C u s t o m e r C o m p e n s a t i o n L i n e _ C u r r e n c y C o d e   E l e m e n t T y p e = " C o l u m n "   E l e m e n t I d = " 1 6 3 7 8 3 0 4 1 0 "   D a t a T y p e = " C o d e " > C u s t o m e r C o m p e n s a t i o n L i n e _ C u r r e n c y C o d e < / C u s t o m e r C o m p e n s a t i o n L i n e _ C u r r e n c y C o d e > + 
+                     < C u s t o m e r C o m p e n s a t i o n L i n e _ D o c u m e n t N o   E l e m e n t T y p e = " C o l u m n "   E l e m e n t I d = " 6 4 8 8 2 2 9 3 0 "   D a t a T y p e = " C o d e " > C u s t o m e r C o m p e n s a t i o n L i n e _ D o c u m e n t N o < / C u s t o m e r C o m p e n s a t i o n L i n e _ D o c u m e n t N o > + 
+                     < C u s t o m e r C o m p e n s a t i o n L i n e _ D o c u m e n t T y p e   E l e m e n t T y p e = " C o l u m n "   E l e m e n t I d = " 7 5 7 3 8 2 3 4 9 "   D a t a T y p e = " E n u m " > C u s t o m e r C o m p e n s a t i o n L i n e _ D o c u m e n t T y p e < / C u s t o m e r C o m p e n s a t i o n L i n e _ D o c u m e n t T y p e > + 
+                     < C u s t o m e r C o m p e n s a t i o n L i n e _ D u e D a t e   E l e m e n t T y p e = " C o l u m n "   E l e m e n t I d = " 9 1 8 4 4 2 5 5 6 "   D a t a T y p e = " S t r i n g " > C u s t o m e r C o m p e n s a t i o n L i n e _ D u e D a t e < / C u s t o m e r C o m p e n s a t i o n L i n e _ D u e D a t e > + 
+                     < C u s t o m e r C o m p e n s a t i o n L i n e _ L E O r i g i n a l A m o u n t   E l e m e n t T y p e = " C o l u m n "   E l e m e n t I d = " 1 1 8 9 2 7 6 1 6 "   D a t a T y p e = " D e c i m a l " > C u s t o m e r C o m p e n s a t i o n L i n e _ L E O r i g i n a l A m o u n t < / C u s t o m e r C o m p e n s a t i o n L i n e _ L E O r i g i n a l A m o u n t > + 
+                     < C u s t o m e r C o m p e n s a t i o n L i n e _ L E R e m a i n i n g A m o u n t   E l e m e n t T y p e = " C o l u m n "   E l e m e n t I d = " 4 1 5 8 3 8 9 7 1 "   D a t a T y p e = " D e c i m a l " > C u s t o m e r C o m p e n s a t i o n L i n e _ L E R e m a i n i n g A m o u n t < / C u s t o m e r C o m p e n s a t i o n L i n e _ L E R e m a i n i n g A m o u n t > + 
+                     < C u s t o m e r C o m p e n s a t i o n L i n e _ L i n e N o   E l e m e n t T y p e = " C o l u m n "   E l e m e n t I d = " 1 9 0 2 7 0 5 5 4 1 "   D a t a T y p e = " I n t e g e r " > C u s t o m e r C o m p e n s a t i o n L i n e _ L i n e N o < / C u s t o m e r C o m p e n s a t i o n L i n e _ L i n e N o > + 
+                     < C u s t o m e r C o m p e n s a t i o n L i n e _ N a m e   E l e m e n t T y p e = " C o l u m n "   E l e m e n t I d = " 4 7 5 5 4 0 4 9 1 "   D a t a T y p e = " S t r i n g " > C u s t o m e r C o m p e n s a t i o n L i n e _ N a m e < / C u s t o m e r C o m p e n s a t i o n L i n e _ N a m e > + 
+                     < C u s t o m e r C o m p e n s a t i o n L i n e _ P o s t i n g D a t e   E l e m e n t T y p e = " C o l u m n "   E l e m e n t I d = " 3 0 4 3 1 8 0 7 2 "   D a t a T y p e = " S t r i n g " > C u s t o m e r C o m p e n s a t i o n L i n e _ P o s t i n g D a t e < / C u s t o m e r C o m p e n s a t i o n L i n e _ P o s t i n g D a t e > + 
+                     < C u s t o m e r C o m p e n s a t i o n L i n e _ R e m a i n i n g A m o u n t   E l e m e n t T y p e = " C o l u m n "   E l e m e n t I d = " 3 8 5 6 4 8 5 9 6 "   D a t a T y p e = " D e c i m a l " > C u s t o m e r C o m p e n s a t i o n L i n e _ R e m a i n i n g A m o u n t < / C u s t o m e r C o m p e n s a t i o n L i n e _ R e m a i n i n g A m o u n t > + 
+                     < C u s t o m e r C o m p e n s a t i o n L i n e _ V a r i a b l e S y m b o l   E l e m e n t T y p e = " C o l u m n "   E l e m e n t I d = " 2 0 9 3 1 6 3 5 9 6 "   D a t a T y p e = " C o d e " > C u s t o m e r C o m p e n s a t i o n L i n e _ V a r i a b l e S y m b o l < / C u s t o m e r C o m p e n s a t i o n L i n e _ V a r i a b l e S y m b o l > + 
+                 < / C u s t o m e r P o s t e d C o m p e n s a t i o n L i n e C Z C > + 
+                 < V e n d o r P o s t e d C o m p e n s a t i o n L i n e C Z C   E l e m e n t T y p e = " D a t a I t e m "   E l e m e n t I d = " 1 1 8 2 8 4 7 1 0 4 " > + 
+                     < V e n d o r C o m p e n s a t i o n L i n e _ A m o u n t   E l e m e n t T y p e = " C o l u m n "   E l e m e n t I d = " 1 5 9 1 3 8 6 3 6 0 "   D a t a T y p e = " D e c i m a l " > V e n d o r C o m p e n s a t i o n L i n e _ A m o u n t < / V e n d o r C o m p e n s a t i o n L i n e _ A m o u n t > + 
+                     < V e n d o r C o m p e n s a t i o n L i n e _ C u r r e n c y C o d e   E l e m e n t T y p e = " C o l u m n "   E l e m e n t I d = " 1 5 2 8 0 4 3 2 5 0 "   D a t a T y p e = " C o d e " > V e n d o r C o m p e n s a t i o n L i n e _ C u r r e n c y C o d e < / V e n d o r C o m p e n s a t i o n L i n e _ C u r r e n c y C o d e > + 
+                     < V e n d o r C o m p e n s a t i o n L i n e _ D o c u m e n t N o   E l e m e n t T y p e = " C o l u m n "   E l e m e n t I d = " 8 1 9 3 5 7 9 1 0 "   D a t a T y p e = " C o d e " > V e n d o r C o m p e n s a t i o n L i n e _ D o c u m e n t N o < / V e n d o r C o m p e n s a t i o n L i n e _ D o c u m e n t N o > + 
+                     < V e n d o r C o m p e n s a t i o n L i n e _ D o c u m e n t T y p e   E l e m e n t T y p e = " C o l u m n "   E l e m e n t I d = " 1 1 8 7 7 2 4 1 3 3 "   D a t a T y p e = " E n u m " > V e n d o r C o m p e n s a t i o n L i n e _ D o c u m e n t T y p e < / V e n d o r C o m p e n s a t i o n L i n e _ D o c u m e n t T y p e > + 
+                     < V e n d o r C o m p e n s a t i o n L i n e _ D u e D a t e   E l e m e n t T y p e = " C o l u m n "   E l e m e n t I d = " 2 5 6 4 0 1 1 7 2 "   D a t a T y p e = " S t r i n g " > V e n d o r C o m p e n s a t i o n L i n e _ D u e D a t e < / V e n d o r C o m p e n s a t i o n L i n e _ D u e D a t e > + 
+                     < V e n d o r C o m p e n s a t i o n L i n e _ L E O r i g i n a l A m o u n t   E l e m e n t T y p e = " C o l u m n "   E l e m e n t I d = " 6 0 0 1 1 6 7 2 "   D a t a T y p e = " D e c i m a l " > V e n d o r C o m p e n s a t i o n L i n e _ L E O r i g i n a l A m o u n t < / V e n d o r C o m p e n s a t i o n L i n e _ L E O r i g i n a l A m o u n t > + 
+                     < V e n d o r C o m p e n s a t i o n L i n e _ L E R e m a i n i n g A m o u n t   E l e m e n t T y p e = " C o l u m n "   E l e m e n t I d = " 4 7 5 1 1 4 2 7 "   D a t a T y p e = " D e c i m a l " > V e n d o r C o m p e n s a t i o n L i n e _ L E R e m a i n i n g A m o u n t < / V e n d o r C o m p e n s a t i o n L i n e _ L E R e m a i n i n g A m o u n t > + 
+                     < V e n d o r C o m p e n s a t i o n L i n e _ L i n e N o   E l e m e n t T y p e = " C o l u m n "   E l e m e n t I d = " 2 0 4 9 8 2 5 5 8 1 "   D a t a T y p e = " I n t e g e r " > V e n d o r C o m p e n s a t i o n L i n e _ L i n e N o < / V e n d o r C o m p e n s a t i o n L i n e _ L i n e N o > + 
+                     < V e n d o r C o m p e n s a t i o n L i n e _ N a m e   E l e m e n t T y p e = " C o l u m n "   E l e m e n t I d = " 2 9 7 5 6 0 4 9 3 "   D a t a T y p e = " S t r i n g " > V e n d o r C o m p e n s a t i o n L i n e _ N a m e < / V e n d o r C o m p e n s a t i o n L i n e _ N a m e > + 
+                     < V e n d o r C o m p e n s a t i o n L i n e _ P o s t i n g D a t e   E l e m e n t T y p e = " C o l u m n "   E l e m e n t I d = " 6 8 5 4 1 4 2 8 8 "   D a t a T y p e = " S t r i n g " > V e n d o r C o m p e n s a t i o n L i n e _ P o s t i n g D a t e < / V e n d o r C o m p e n s a t i o n L i n e _ P o s t i n g D a t e > + 
+                     < V e n d o r C o m p e n s a t i o n L i n e _ R e m a i n i n g A m o u n t   E l e m e n t T y p e = " C o l u m n "   E l e m e n t I d = " 4 6 3 2 5 5 3 7 2 "   D a t a T y p e = " D e c i m a l " > V e n d o r C o m p e n s a t i o n L i n e _ R e m a i n i n g A m o u n t < / V e n d o r C o m p e n s a t i o n L i n e _ R e m a i n i n g A m o u n t > + 
+                     < V e n d o r C o m p e n s a t i o n L i n e _ V a r i a b l e S y m b o l   E l e m e n t T y p e = " C o l u m n "   E l e m e n t I d = " 3 0 2 7 4 7 5 9 6 "   D a t a T y p e = " C o d e " > V e n d o r C o m p e n s a t i o n L i n e _ V a r i a b l e S y m b o l < / V e n d o r C o m p e n s a t i o n L i n e _ V a r i a b l e S y m b o l > + 
+                 < / V e n d o r P o s t e d C o m p e n s a t i o n L i n e C Z C > + 
+                 < C u s t o m e r I n t e g e r   E l e m e n t T y p e = " D a t a I t e m "   E l e m e n t I d = " 2 5 7 9 1 1 9 9 9 " > + 
+                     < C u s t o m e r I n t e g e r _ N a m e   E l e m e n t T y p e = " C o l u m n "   E l e m e n t I d = " 1 8 0 6 9 6 8 2 4 9 "   D a t a T y p e = " S t r i n g " > C u s t o m e r I n t e g e r _ N a m e < / C u s t o m e r I n t e g e r _ N a m e > + 
+                     < C u s t o m e r I n t e g e r _ N u m b e r   E l e m e n t T y p e = " C o l u m n "   E l e m e n t I d = " 2 1 4 1 5 8 4 1 0 7 "   D a t a T y p e = " I n t e g e r " > C u s t o m e r I n t e g e r _ N u m b e r < / C u s t o m e r I n t e g e r _ N u m b e r > + 
+                     < C u s t o m e r I n t e g e r _ V a r i a b l e S y m b o l   E l e m e n t T y p e = " C o l u m n "   E l e m e n t I d = " 1 4 4 8 2 0 1 7 6 0 "   D a t a T y p e = " S t r i n g " > C u s t o m e r I n t e g e r _ V a r i a b l e S y m b o l < / C u s t o m e r I n t e g e r _ V a r i a b l e S y m b o l > + 
+                 < / C u s t o m e r I n t e g e r > + 
+                 < V e n d o r I n t e g e r   E l e m e n t T y p e = " D a t a I t e m "   E l e m e n t I d = " 7 0 6 4 4 1 2 1 " > + 
+                     < V e n d o r I n t e g e r _ N a m e   E l e m e n t T y p e = " C o l u m n "   E l e m e n t I d = " 4 4 8 3 2 2 0 4 9 "   D a t a T y p e = " S t r i n g " > V e n d o r I n t e g e r _ N a m e < / V e n d o r I n t e g e r _ N a m e > + 
+                     < V e n d o r I n t e g e r _ N u m b e r   E l e m e n t T y p e = " C o l u m n "   E l e m e n t I d = " 1 4 3 7 8 5 9 0 4 3 "   D a t a T y p e = " I n t e g e r " > V e n d o r I n t e g e r _ N u m b e r < / V e n d o r I n t e g e r _ N u m b e r > + 
+                     < V e n d o r I n t e g e r _ V a r i a b l e S y m b o l   E l e m e n t T y p e = " C o l u m n "   E l e m e n t I d = " 1 6 4 3 3 0 5 7 3 6 "   D a t a T y p e = " S t r i n g " > V e n d o r I n t e g e r _ V a r i a b l e S y m b o l < / V e n d o r I n t e g e r _ V a r i a b l e S y m b o l > + 
+                 < / V e n d o r I n t e g e r > + 
+                 < S u m m a r y   E l e m e n t T y p e = " D a t a I t e m "   E l e m e n t I d = " 1 9 4 6 1 8 0 9 " > + 
+                     < S u m m a r y _ N u m b e r   E l e m e n t T y p e = " C o l u m n "   E l e m e n t I d = " 1 1 4 8 0 5 0 9 3 "   D a t a T y p e = " I n t e g e r " > S u m m a r y _ N u m b e r < / S u m m a r y _ N u m b e r > + 
+                     < W O R K D A T E   E l e m e n t T y p e = " C o l u m n "   E l e m e n t I d = " 3 7 3 4 4 8 9 4 4 "   D a t a T y p e = " S t r i n g " > W O R K D A T E < / W O R K D A T E > + 
+                 < / S u m m a r y > + 
+             < / P a g e L o o p > + 
+         < / C o p y L o o p > + 
+     < / P o s t e d C o m p e n s a t i o n H e a d e r C Z C > + 
+ < / N a v W o r d R e p o r t X m l P a r t > 
+</file>
+
 <file path=customXml/itemProps1.xml><?xml version="1.0" encoding="utf-8"?>
 <ds:datastoreItem xmlns:ds="http://schemas.openxmlformats.org/officeDocument/2006/customXml" ds:itemID="{86138A41-9C2B-44C5-AEC5-3BB5BC3275E9}">
   <ds:schemaRefs>
